--- a/Programacion II/Kit docente/Clase 4/Guion Docente Clase 4 - Mapas conjuntos e interfaces graficas GUI.docx
+++ b/Programacion II/Kit docente/Clase 4/Guion Docente Clase 4 - Mapas conjuntos e interfaces graficas GUI.docx
@@ -372,7 +372,7 @@
           <w:color w:val="4A4A49"/>
           <w:sz w:val="22"/>
         </w:rPr>
-        <w:t>Pregunta al aire (2 min): ¿donde encaja esto en el VetCare de su equipo?</w:t>
+        <w:t>Pregunta al aire (2 min): ¿donde encaja esto en su VetCare?</w:t>
       </w:r>
     </w:p>
     <w:p>
@@ -464,7 +464,7 @@
           <w:color w:val="4A4A49"/>
           <w:sz w:val="22"/>
         </w:rPr>
-        <w:t xml:space="preserve"> «Equipos: abran su proyecto VetCare. Esto suma a la rubrica del PI.»</w:t>
+        <w:t xml:space="preserve"> «Abran su proyecto VetCare. Trabajo individual por defecto; si autorice equipo, el archivo puede ser compartido pero cada uno entrega en ExamLab. Esto suma a la rubrica del PI.»</w:t>
       </w:r>
     </w:p>
     <w:p>
@@ -549,7 +549,7 @@
           <w:color w:val="4A4A49"/>
           <w:sz w:val="22"/>
         </w:rPr>
-        <w:t>Circular por los equipos. Empujar evidencia funcionando, no perfeccionismo.</w:t>
+        <w:t>Circular por los puestos. Empujar evidencia funcionando, no perfeccionismo.</w:t>
       </w:r>
     </w:p>
     <w:p>

--- a/Programacion II/Kit docente/Clase 4/Guion Docente Clase 4 - Mapas conjuntos e interfaces graficas GUI.docx
+++ b/Programacion II/Kit docente/Clase 4/Guion Docente Clase 4 - Mapas conjuntos e interfaces graficas GUI.docx
@@ -156,6 +156,7 @@
       <w:r>
         <w:rPr>
           <w:rFonts w:ascii="Consolas" w:hAnsi="Consolas"/>
+          <w:b w:val="0"/>
           <w:color w:val="111111"/>
           <w:sz w:val="21"/>
         </w:rPr>
@@ -430,6 +431,7 @@
       <w:r>
         <w:rPr>
           <w:rFonts w:ascii="Consolas" w:hAnsi="Consolas"/>
+          <w:b w:val="0"/>
           <w:color w:val="111111"/>
           <w:sz w:val="21"/>
         </w:rPr>
@@ -597,6 +599,7 @@
       <w:r>
         <w:rPr>
           <w:rFonts w:ascii="Consolas" w:hAnsi="Consolas"/>
+          <w:b w:val="0"/>
           <w:color w:val="111111"/>
           <w:sz w:val="21"/>
         </w:rPr>
@@ -664,6 +667,7 @@
       <w:r>
         <w:rPr>
           <w:rFonts w:ascii="Consolas" w:hAnsi="Consolas"/>
+          <w:b w:val="0"/>
           <w:color w:val="111111"/>
           <w:sz w:val="21"/>
         </w:rPr>

--- a/Programacion II/Kit docente/Clase 4/Guion Docente Clase 4 - Mapas conjuntos e interfaces graficas GUI.docx
+++ b/Programacion II/Kit docente/Clase 4/Guion Docente Clase 4 - Mapas conjuntos e interfaces graficas GUI.docx
@@ -130,7 +130,7 @@
           <w:color w:val="4A4A49"/>
           <w:sz w:val="22"/>
         </w:rPr>
-        <w:t xml:space="preserve"> Apache NetBeans</w:t>
+        <w:t xml:space="preserve"> Visual Studio Code (Java)</w:t>
       </w:r>
     </w:p>
     <w:p>
@@ -198,7 +198,7 @@
           <w:color w:val="4A4A49"/>
           <w:sz w:val="22"/>
         </w:rPr>
-        <w:t>Antes de entrar en materia, el reparto del tiempo, porque hoy son dos temas en un solo bloque de 120 minutos y hay que ser estricto: minutos 0 a 10 encuadre y repaso rapido de cola y pila; minutos 10 a 55 mapas y conjuntos con demo en consola; minutos 55 a 65 pausa; minutos 65 a 95 introduccion a Swing con la ventana construida en vivo; minutos 95 a 115 taller integrado donde la ventana consulta el HashMap; minutos 115 a 120 cierre y entrega en ExamLab. Si el primer bloque se alarga, la ventana queda sin terminar y la clase se pierde, asi que ponga un cronometro visible. El hilo que une los dos temas es uno solo: hoy le damos a VetCare la capacidad de responder en un instante la pregunta que mas hace la recepcionista de Huellitas, que es dame el expediente de la mascota M-004, y ademas le damos una pantalla para hacerla sin abrir NetBeans.</w:t>
+        <w:t>Antes de entrar en materia, el reparto del tiempo, porque hoy son dos temas en un solo bloque de 120 minutos y hay que ser estricto: minutos 0 a 10 encuadre y repaso rapido de cola y pila; minutos 10 a 55 mapas y conjuntos con demo en consola; minutos 55 a 65 pausa; minutos 65 a 95 introduccion a Swing con la ventana construida en vivo; minutos 95 a 115 taller integrado donde la ventana consulta el HashMap; minutos 115 a 120 cierre y entrega en ExamLab. Si el primer bloque se alarga, la ventana queda sin terminar y la clase se pierde, asi que ponga un cronometro visible. El hilo que une los dos temas es uno solo: hoy le damos a VetCare la capacidad de responder en un instante la pregunta que mas hace la recepcionista de Huellitas, que es dame el expediente de la mascota M-004, y ademas le damos una pantalla para hacerla sin abrir el editor de codigo.</w:t>
       </w:r>
     </w:p>
     <w:p>
@@ -248,7 +248,7 @@
           <w:color w:val="4A4A49"/>
           <w:sz w:val="22"/>
         </w:rPr>
-        <w:t>Error tipico del docente que no domina el tema: abrir el disenador visual de NetBeans, arrastrar tres componentes, hacer doble clic en el boton y escribir toda la logica del negocio dentro de jButton1ActionPerformed. Eso produce una demo bonita en cinco minutos y un curso que no entiende nada, porque el codigo generado esta bloqueado, no se puede editar, y el estudiante nunca ve donde se crea el JFrame ni como se conecta el evento. Escriba la ventana a mano al menos esta primera vez, y deje claro que la ventana solo lee el texto del JTextField y llama a un metodo del registro: la logica y el HashMap viven en la clase de negocio, no en la interfaz. Los otros tropiezos son mecanicos y hay que provocarlos a proposito: olvidar setVisible(true) y quedarse esperando una ventana que nunca aparece; usar setLayout(null) y posicionar todo con coordenadas fijas que se descuadran al cambiar el tamano; y en la parte de mapas, imprimir un HashMap esperando el orden de insercion y no poder explicar por que salio revuelto. Ensaye la clase completa una vez de corrido antes del miercoles, con cronometro, porque el riesgo real de hoy no es tecnico sino de tiempo.</w:t>
+        <w:t>Error tipico del docente que no domina el tema: pegar una ventana entera —de un tutorial o de una IA— y escribir toda la logica del negocio dentro del actionPerformed del boton. Eso produce una demo bonita en cinco minutos y un curso que no entiende nada, porque el estudiante nunca ve donde se crea el JFrame ni como se conecta el evento. VS Code no trae disenador visual, y en esta clase eso es una ventaja, no una carencia: obliga a escribir la ventana a mano. Escribala completa al menos esta primera vez, y deje claro que la ventana solo lee el texto del JTextField y llama a un metodo del registro: la logica y el HashMap viven en la clase de negocio, no en la interfaz. Los otros tropiezos son mecanicos y hay que provocarlos a proposito: olvidar setVisible(true) y quedarse esperando una ventana que nunca aparece; usar setLayout(null) y posicionar todo con coordenadas fijas que se descuadran al cambiar el tamano; y en la parte de mapas, imprimir un HashMap esperando el orden de insercion y no poder explicar por que salio revuelto. Ensaye la clase completa una vez de corrido antes del miercoles, con cronometro, porque el riesgo real de hoy no es tecnico sino de tiempo.</w:t>
       </w:r>
     </w:p>
     <w:p>
